--- a/plot/se_sammenhenger_verson2.docx
+++ b/plot/se_sammenhenger_verson2.docx
@@ -147,7 +147,7 @@
       </w:r>
     </w:p>
     <w:bookmarkEnd w:id="20"/>
-    <w:bookmarkStart w:id="24" w:name="X43a57cae3765d07697c22546301aadbc1ef3c28"/>
+    <w:bookmarkStart w:id="30" w:name="X43a57cae3765d07697c22546301aadbc1ef3c28"/>
     <w:p>
       <w:pPr>
         <w:pStyle w:val="Heading2"/>
@@ -306,6 +306,21 @@
           <w:rStyle w:val="NormalTok"/>
         </w:rPr>
         <w:t xml:space="preserve">)</w:t>
+      </w:r>
+      <w:r>
+        <w:br/>
+      </w:r>
+      <w:r>
+        <w:rPr>
+          <w:rStyle w:val="FunctionTok"/>
+        </w:rPr>
+        <w:t xml:space="preserve">View</w:t>
+      </w:r>
+      <w:r>
+        <w:rPr>
+          <w:rStyle w:val="NormalTok"/>
+        </w:rPr>
+        <w:t xml:space="preserve">(strompriser_norge_long)</w:t>
       </w:r>
       <w:r>
         <w:br/>
@@ -686,8 +701,1134 @@
         </w:drawing>
       </w:r>
     </w:p>
-    <w:bookmarkEnd w:id="24"/>
-    <w:bookmarkStart w:id="32" w:name="X7a5afe0068a2418d12675d3e16700a723fc14d8"/>
+    <w:p>
+      <w:pPr>
+        <w:pStyle w:val="SourceCode"/>
+      </w:pPr>
+      <w:r>
+        <w:rPr>
+          <w:rStyle w:val="FunctionTok"/>
+        </w:rPr>
+        <w:t xml:space="preserve">summary</w:t>
+      </w:r>
+      <w:r>
+        <w:rPr>
+          <w:rStyle w:val="NormalTok"/>
+        </w:rPr>
+        <w:t xml:space="preserve">(forventing_mot_forbruk)</w:t>
+      </w:r>
+    </w:p>
+    <w:p>
+      <w:pPr>
+        <w:pStyle w:val="SourceCode"/>
+      </w:pPr>
+      <w:r>
+        <w:rPr>
+          <w:rStyle w:val="VerbatimChar"/>
+        </w:rPr>
+        <w:t xml:space="preserve">    datetime                   faktisk_forbruk_MW prognose_forbruk_MW</w:t>
+      </w:r>
+      <w:r>
+        <w:br/>
+      </w:r>
+      <w:r>
+        <w:rPr>
+          <w:rStyle w:val="VerbatimChar"/>
+        </w:rPr>
+        <w:t xml:space="preserve"> Min.   :2026-07-01 00:00:00   Min.   :1328       Min.   :1394       </w:t>
+      </w:r>
+      <w:r>
+        <w:br/>
+      </w:r>
+      <w:r>
+        <w:rPr>
+          <w:rStyle w:val="VerbatimChar"/>
+        </w:rPr>
+        <w:t xml:space="preserve"> 1st Qu.:2026-07-22 22:45:00   1st Qu.:1940       1st Qu.:1906       </w:t>
+      </w:r>
+      <w:r>
+        <w:br/>
+      </w:r>
+      <w:r>
+        <w:rPr>
+          <w:rStyle w:val="VerbatimChar"/>
+        </w:rPr>
+        <w:t xml:space="preserve"> Median :2026-08-13 21:30:00   Median :2563       Median :2565       </w:t>
+      </w:r>
+      <w:r>
+        <w:br/>
+      </w:r>
+      <w:r>
+        <w:rPr>
+          <w:rStyle w:val="VerbatimChar"/>
+        </w:rPr>
+        <w:t xml:space="preserve"> Mean   :2026-08-13 21:46:38   Mean   :2547       Mean   :2539       </w:t>
+      </w:r>
+      <w:r>
+        <w:br/>
+      </w:r>
+      <w:r>
+        <w:rPr>
+          <w:rStyle w:val="VerbatimChar"/>
+        </w:rPr>
+        <w:t xml:space="preserve"> 3rd Qu.:2026-09-04 20:15:00   3rd Qu.:3015       3rd Qu.:3023       </w:t>
+      </w:r>
+      <w:r>
+        <w:br/>
+      </w:r>
+      <w:r>
+        <w:rPr>
+          <w:rStyle w:val="VerbatimChar"/>
+        </w:rPr>
+        <w:t xml:space="preserve"> Max.   :2026-09-26 23:45:00   Max.   :4051       Max.   :4050       </w:t>
+      </w:r>
+      <w:r>
+        <w:br/>
+      </w:r>
+      <w:r>
+        <w:rPr>
+          <w:rStyle w:val="VerbatimChar"/>
+        </w:rPr>
+        <w:t xml:space="preserve">                               NA's   :5454       NA's   :696        </w:t>
+      </w:r>
+      <w:r>
+        <w:br/>
+      </w:r>
+      <w:r>
+        <w:rPr>
+          <w:rStyle w:val="VerbatimChar"/>
+        </w:rPr>
+        <w:t xml:space="preserve"> prognosefeil_MW   absolutt_prognosefeil_MW prognosefeil_prosent</w:t>
+      </w:r>
+      <w:r>
+        <w:br/>
+      </w:r>
+      <w:r>
+        <w:rPr>
+          <w:rStyle w:val="VerbatimChar"/>
+        </w:rPr>
+        <w:t xml:space="preserve"> Min.   :-906.93   Min.   :  0.00           Min.   :-24.8066    </w:t>
+      </w:r>
+      <w:r>
+        <w:br/>
+      </w:r>
+      <w:r>
+        <w:rPr>
+          <w:rStyle w:val="VerbatimChar"/>
+        </w:rPr>
+        <w:t xml:space="preserve"> 1st Qu.:  -7.29   1st Qu.: 24.79           1st Qu.: -0.3145    </w:t>
+      </w:r>
+      <w:r>
+        <w:br/>
+      </w:r>
+      <w:r>
+        <w:rPr>
+          <w:rStyle w:val="VerbatimChar"/>
+        </w:rPr>
+        <w:t xml:space="preserve"> Median :  36.83   Median : 53.03           Median :  1.5343    </w:t>
+      </w:r>
+      <w:r>
+        <w:br/>
+      </w:r>
+      <w:r>
+        <w:rPr>
+          <w:rStyle w:val="VerbatimChar"/>
+        </w:rPr>
+        <w:t xml:space="preserve"> Mean   :  36.98   Mean   : 64.16           Mean   :  1.4618    </w:t>
+      </w:r>
+      <w:r>
+        <w:br/>
+      </w:r>
+      <w:r>
+        <w:rPr>
+          <w:rStyle w:val="VerbatimChar"/>
+        </w:rPr>
+        <w:t xml:space="preserve"> 3rd Qu.:  81.90   3rd Qu.: 91.25           3rd Qu.:  3.3161    </w:t>
+      </w:r>
+      <w:r>
+        <w:br/>
+      </w:r>
+      <w:r>
+        <w:rPr>
+          <w:rStyle w:val="VerbatimChar"/>
+        </w:rPr>
+        <w:t xml:space="preserve"> Max.   : 349.40   Max.   :906.93           Max.   : 18.9788    </w:t>
+      </w:r>
+      <w:r>
+        <w:br/>
+      </w:r>
+      <w:r>
+        <w:rPr>
+          <w:rStyle w:val="VerbatimChar"/>
+        </w:rPr>
+        <w:t xml:space="preserve"> NA's   :6150      NA's   :6150             NA's   :6150        </w:t>
+      </w:r>
+      <w:r>
+        <w:br/>
+      </w:r>
+      <w:r>
+        <w:rPr>
+          <w:rStyle w:val="VerbatimChar"/>
+        </w:rPr>
+        <w:t xml:space="preserve">  prisomrade       </w:t>
+      </w:r>
+      <w:r>
+        <w:br/>
+      </w:r>
+      <w:r>
+        <w:rPr>
+          <w:rStyle w:val="VerbatimChar"/>
+        </w:rPr>
+        <w:t xml:space="preserve"> Length:42142      </w:t>
+      </w:r>
+      <w:r>
+        <w:br/>
+      </w:r>
+      <w:r>
+        <w:rPr>
+          <w:rStyle w:val="VerbatimChar"/>
+        </w:rPr>
+        <w:t xml:space="preserve"> Class :character  </w:t>
+      </w:r>
+      <w:r>
+        <w:br/>
+      </w:r>
+      <w:r>
+        <w:rPr>
+          <w:rStyle w:val="VerbatimChar"/>
+        </w:rPr>
+        <w:t xml:space="preserve"> Mode  :character  </w:t>
+      </w:r>
+      <w:r>
+        <w:br/>
+      </w:r>
+      <w:r>
+        <w:rPr>
+          <w:rStyle w:val="VerbatimChar"/>
+        </w:rPr>
+        <w:t xml:space="preserve">                   </w:t>
+      </w:r>
+      <w:r>
+        <w:br/>
+      </w:r>
+      <w:r>
+        <w:rPr>
+          <w:rStyle w:val="VerbatimChar"/>
+        </w:rPr>
+        <w:t xml:space="preserve">                   </w:t>
+      </w:r>
+      <w:r>
+        <w:br/>
+      </w:r>
+      <w:r>
+        <w:rPr>
+          <w:rStyle w:val="VerbatimChar"/>
+        </w:rPr>
+        <w:t xml:space="preserve">                   </w:t>
+      </w:r>
+      <w:r>
+        <w:br/>
+      </w:r>
+      <w:r>
+        <w:rPr>
+          <w:rStyle w:val="VerbatimChar"/>
+        </w:rPr>
+        <w:t xml:space="preserve">                   </w:t>
+      </w:r>
+    </w:p>
+    <w:p>
+      <w:pPr>
+        <w:pStyle w:val="SourceCode"/>
+      </w:pPr>
+      <w:r>
+        <w:rPr>
+          <w:rStyle w:val="FunctionTok"/>
+        </w:rPr>
+        <w:t xml:space="preserve">library</w:t>
+      </w:r>
+      <w:r>
+        <w:rPr>
+          <w:rStyle w:val="NormalTok"/>
+        </w:rPr>
+        <w:t xml:space="preserve">(tidyverse)</w:t>
+      </w:r>
+      <w:r>
+        <w:br/>
+      </w:r>
+      <w:r>
+        <w:rPr>
+          <w:rStyle w:val="FunctionTok"/>
+        </w:rPr>
+        <w:t xml:space="preserve">library</w:t>
+      </w:r>
+      <w:r>
+        <w:rPr>
+          <w:rStyle w:val="NormalTok"/>
+        </w:rPr>
+        <w:t xml:space="preserve">(lubridate)</w:t>
+      </w:r>
+      <w:r>
+        <w:br/>
+      </w:r>
+      <w:r>
+        <w:rPr>
+          <w:rStyle w:val="FunctionTok"/>
+        </w:rPr>
+        <w:t xml:space="preserve">colnames</w:t>
+      </w:r>
+      <w:r>
+        <w:rPr>
+          <w:rStyle w:val="NormalTok"/>
+        </w:rPr>
+        <w:t xml:space="preserve">(forventing_mot_forbruk)</w:t>
+      </w:r>
+    </w:p>
+    <w:p>
+      <w:pPr>
+        <w:pStyle w:val="SourceCode"/>
+      </w:pPr>
+      <w:r>
+        <w:rPr>
+          <w:rStyle w:val="VerbatimChar"/>
+        </w:rPr>
+        <w:t xml:space="preserve">[1] "datetime"                 "faktisk_forbruk_MW"      </w:t>
+      </w:r>
+      <w:r>
+        <w:br/>
+      </w:r>
+      <w:r>
+        <w:rPr>
+          <w:rStyle w:val="VerbatimChar"/>
+        </w:rPr>
+        <w:t xml:space="preserve">[3] "prognose_forbruk_MW"      "prognosefeil_MW"         </w:t>
+      </w:r>
+      <w:r>
+        <w:br/>
+      </w:r>
+      <w:r>
+        <w:rPr>
+          <w:rStyle w:val="VerbatimChar"/>
+        </w:rPr>
+        <w:t xml:space="preserve">[5] "absolutt_prognosefeil_MW" "prognosefeil_prosent"    </w:t>
+      </w:r>
+      <w:r>
+        <w:br/>
+      </w:r>
+      <w:r>
+        <w:rPr>
+          <w:rStyle w:val="VerbatimChar"/>
+        </w:rPr>
+        <w:t xml:space="preserve">[7] "prisomrade"              </w:t>
+      </w:r>
+    </w:p>
+    <w:p>
+      <w:pPr>
+        <w:pStyle w:val="SourceCode"/>
+      </w:pPr>
+      <w:r>
+        <w:rPr>
+          <w:rStyle w:val="NormalTok"/>
+        </w:rPr>
+        <w:t xml:space="preserve">p2 </w:t>
+      </w:r>
+      <w:r>
+        <w:rPr>
+          <w:rStyle w:val="OtherTok"/>
+        </w:rPr>
+        <w:t xml:space="preserve">&lt;-</w:t>
+      </w:r>
+      <w:r>
+        <w:rPr>
+          <w:rStyle w:val="NormalTok"/>
+        </w:rPr>
+        <w:t xml:space="preserve"> forventing_mot_forbruk</w:t>
+      </w:r>
+      <w:r>
+        <w:rPr>
+          <w:rStyle w:val="SpecialCharTok"/>
+        </w:rPr>
+        <w:t xml:space="preserve">|&gt;</w:t>
+      </w:r>
+      <w:r>
+        <w:br/>
+      </w:r>
+      <w:r>
+        <w:rPr>
+          <w:rStyle w:val="NormalTok"/>
+        </w:rPr>
+        <w:t xml:space="preserve">  </w:t>
+      </w:r>
+      <w:r>
+        <w:br/>
+      </w:r>
+      <w:r>
+        <w:rPr>
+          <w:rStyle w:val="NormalTok"/>
+        </w:rPr>
+        <w:t xml:space="preserve">  </w:t>
+      </w:r>
+      <w:r>
+        <w:rPr>
+          <w:rStyle w:val="FunctionTok"/>
+        </w:rPr>
+        <w:t xml:space="preserve">filter</w:t>
+      </w:r>
+      <w:r>
+        <w:rPr>
+          <w:rStyle w:val="NormalTok"/>
+        </w:rPr>
+        <w:t xml:space="preserve">(prisomrade </w:t>
+      </w:r>
+      <w:r>
+        <w:rPr>
+          <w:rStyle w:val="SpecialCharTok"/>
+        </w:rPr>
+        <w:t xml:space="preserve">==</w:t>
+      </w:r>
+      <w:r>
+        <w:rPr>
+          <w:rStyle w:val="NormalTok"/>
+        </w:rPr>
+        <w:t xml:space="preserve"> </w:t>
+      </w:r>
+      <w:r>
+        <w:rPr>
+          <w:rStyle w:val="StringTok"/>
+        </w:rPr>
+        <w:t xml:space="preserve">"NO4"</w:t>
+      </w:r>
+      <w:r>
+        <w:rPr>
+          <w:rStyle w:val="NormalTok"/>
+        </w:rPr>
+        <w:t xml:space="preserve">)</w:t>
+      </w:r>
+      <w:r>
+        <w:rPr>
+          <w:rStyle w:val="SpecialCharTok"/>
+        </w:rPr>
+        <w:t xml:space="preserve">|&gt;</w:t>
+      </w:r>
+      <w:r>
+        <w:br/>
+      </w:r>
+      <w:r>
+        <w:rPr>
+          <w:rStyle w:val="NormalTok"/>
+        </w:rPr>
+        <w:t xml:space="preserve">  dplyr</w:t>
+      </w:r>
+      <w:r>
+        <w:rPr>
+          <w:rStyle w:val="SpecialCharTok"/>
+        </w:rPr>
+        <w:t xml:space="preserve">::</w:t>
+      </w:r>
+      <w:r>
+        <w:rPr>
+          <w:rStyle w:val="FunctionTok"/>
+        </w:rPr>
+        <w:t xml:space="preserve">select</w:t>
+      </w:r>
+      <w:r>
+        <w:rPr>
+          <w:rStyle w:val="NormalTok"/>
+        </w:rPr>
+        <w:t xml:space="preserve">(datetime, faktisk_forbruk_MW) </w:t>
+      </w:r>
+      <w:r>
+        <w:rPr>
+          <w:rStyle w:val="SpecialCharTok"/>
+        </w:rPr>
+        <w:t xml:space="preserve">|&gt;</w:t>
+      </w:r>
+      <w:r>
+        <w:br/>
+      </w:r>
+      <w:r>
+        <w:rPr>
+          <w:rStyle w:val="NormalTok"/>
+        </w:rPr>
+        <w:t xml:space="preserve">  </w:t>
+      </w:r>
+      <w:r>
+        <w:rPr>
+          <w:rStyle w:val="FunctionTok"/>
+        </w:rPr>
+        <w:t xml:space="preserve">mutate</w:t>
+      </w:r>
+      <w:r>
+        <w:rPr>
+          <w:rStyle w:val="NormalTok"/>
+        </w:rPr>
+        <w:t xml:space="preserve">(</w:t>
+      </w:r>
+      <w:r>
+        <w:rPr>
+          <w:rStyle w:val="AttributeTok"/>
+        </w:rPr>
+        <w:t xml:space="preserve">time =</w:t>
+      </w:r>
+      <w:r>
+        <w:rPr>
+          <w:rStyle w:val="NormalTok"/>
+        </w:rPr>
+        <w:t xml:space="preserve"> </w:t>
+      </w:r>
+      <w:r>
+        <w:rPr>
+          <w:rStyle w:val="FunctionTok"/>
+        </w:rPr>
+        <w:t xml:space="preserve">hour</w:t>
+      </w:r>
+      <w:r>
+        <w:rPr>
+          <w:rStyle w:val="NormalTok"/>
+        </w:rPr>
+        <w:t xml:space="preserve">(datetime)) </w:t>
+      </w:r>
+      <w:r>
+        <w:rPr>
+          <w:rStyle w:val="SpecialCharTok"/>
+        </w:rPr>
+        <w:t xml:space="preserve">|&gt;</w:t>
+      </w:r>
+      <w:r>
+        <w:br/>
+      </w:r>
+      <w:r>
+        <w:rPr>
+          <w:rStyle w:val="NormalTok"/>
+        </w:rPr>
+        <w:t xml:space="preserve">  </w:t>
+      </w:r>
+      <w:r>
+        <w:rPr>
+          <w:rStyle w:val="FunctionTok"/>
+        </w:rPr>
+        <w:t xml:space="preserve">summarise</w:t>
+      </w:r>
+      <w:r>
+        <w:rPr>
+          <w:rStyle w:val="NormalTok"/>
+        </w:rPr>
+        <w:t xml:space="preserve">(</w:t>
+      </w:r>
+      <w:r>
+        <w:rPr>
+          <w:rStyle w:val="AttributeTok"/>
+        </w:rPr>
+        <w:t xml:space="preserve">forbruk =</w:t>
+      </w:r>
+      <w:r>
+        <w:rPr>
+          <w:rStyle w:val="NormalTok"/>
+        </w:rPr>
+        <w:t xml:space="preserve"> </w:t>
+      </w:r>
+      <w:r>
+        <w:rPr>
+          <w:rStyle w:val="FunctionTok"/>
+        </w:rPr>
+        <w:t xml:space="preserve">mean</w:t>
+      </w:r>
+      <w:r>
+        <w:rPr>
+          <w:rStyle w:val="NormalTok"/>
+        </w:rPr>
+        <w:t xml:space="preserve">(faktisk_forbruk_MW,</w:t>
+      </w:r>
+      <w:r>
+        <w:rPr>
+          <w:rStyle w:val="AttributeTok"/>
+        </w:rPr>
+        <w:t xml:space="preserve">na.rm =</w:t>
+      </w:r>
+      <w:r>
+        <w:rPr>
+          <w:rStyle w:val="NormalTok"/>
+        </w:rPr>
+        <w:t xml:space="preserve"> </w:t>
+      </w:r>
+      <w:r>
+        <w:rPr>
+          <w:rStyle w:val="ConstantTok"/>
+        </w:rPr>
+        <w:t xml:space="preserve">TRUE</w:t>
+      </w:r>
+      <w:r>
+        <w:rPr>
+          <w:rStyle w:val="NormalTok"/>
+        </w:rPr>
+        <w:t xml:space="preserve">), </w:t>
+      </w:r>
+      <w:r>
+        <w:rPr>
+          <w:rStyle w:val="AttributeTok"/>
+        </w:rPr>
+        <w:t xml:space="preserve">.by =</w:t>
+      </w:r>
+      <w:r>
+        <w:rPr>
+          <w:rStyle w:val="NormalTok"/>
+        </w:rPr>
+        <w:t xml:space="preserve"> time)</w:t>
+      </w:r>
+      <w:r>
+        <w:rPr>
+          <w:rStyle w:val="SpecialCharTok"/>
+        </w:rPr>
+        <w:t xml:space="preserve">|&gt;</w:t>
+      </w:r>
+      <w:r>
+        <w:br/>
+      </w:r>
+      <w:r>
+        <w:rPr>
+          <w:rStyle w:val="NormalTok"/>
+        </w:rPr>
+        <w:t xml:space="preserve">  </w:t>
+      </w:r>
+      <w:r>
+        <w:rPr>
+          <w:rStyle w:val="FunctionTok"/>
+        </w:rPr>
+        <w:t xml:space="preserve">ggplot</w:t>
+      </w:r>
+      <w:r>
+        <w:rPr>
+          <w:rStyle w:val="NormalTok"/>
+        </w:rPr>
+        <w:t xml:space="preserve">(</w:t>
+      </w:r>
+      <w:r>
+        <w:rPr>
+          <w:rStyle w:val="FunctionTok"/>
+        </w:rPr>
+        <w:t xml:space="preserve">aes</w:t>
+      </w:r>
+      <w:r>
+        <w:rPr>
+          <w:rStyle w:val="NormalTok"/>
+        </w:rPr>
+        <w:t xml:space="preserve">(</w:t>
+      </w:r>
+      <w:r>
+        <w:rPr>
+          <w:rStyle w:val="AttributeTok"/>
+        </w:rPr>
+        <w:t xml:space="preserve">x =</w:t>
+      </w:r>
+      <w:r>
+        <w:rPr>
+          <w:rStyle w:val="NormalTok"/>
+        </w:rPr>
+        <w:t xml:space="preserve"> time, </w:t>
+      </w:r>
+      <w:r>
+        <w:rPr>
+          <w:rStyle w:val="AttributeTok"/>
+        </w:rPr>
+        <w:t xml:space="preserve">y =</w:t>
+      </w:r>
+      <w:r>
+        <w:rPr>
+          <w:rStyle w:val="NormalTok"/>
+        </w:rPr>
+        <w:t xml:space="preserve"> forbruk)) </w:t>
+      </w:r>
+      <w:r>
+        <w:rPr>
+          <w:rStyle w:val="SpecialCharTok"/>
+        </w:rPr>
+        <w:t xml:space="preserve">+</w:t>
+      </w:r>
+      <w:r>
+        <w:br/>
+      </w:r>
+      <w:r>
+        <w:rPr>
+          <w:rStyle w:val="NormalTok"/>
+        </w:rPr>
+        <w:t xml:space="preserve">  </w:t>
+      </w:r>
+      <w:r>
+        <w:rPr>
+          <w:rStyle w:val="FunctionTok"/>
+        </w:rPr>
+        <w:t xml:space="preserve">geom_line</w:t>
+      </w:r>
+      <w:r>
+        <w:rPr>
+          <w:rStyle w:val="NormalTok"/>
+        </w:rPr>
+        <w:t xml:space="preserve">()</w:t>
+      </w:r>
+      <w:r>
+        <w:br/>
+      </w:r>
+      <w:r>
+        <w:br/>
+      </w:r>
+      <w:r>
+        <w:rPr>
+          <w:rStyle w:val="NormalTok"/>
+        </w:rPr>
+        <w:t xml:space="preserve">p2</w:t>
+      </w:r>
+    </w:p>
+    <w:p>
+      <w:pPr>
+        <w:pStyle w:val="FirstParagraph"/>
+      </w:pPr>
+      <w:r>
+        <w:drawing>
+          <wp:inline>
+            <wp:extent cx="4620126" cy="3696101"/>
+            <wp:effectExtent b="0" l="0" r="0" t="0"/>
+            <wp:docPr descr="" title="" id="25" name="Picture"/>
+            <a:graphic>
+              <a:graphicData uri="http://schemas.openxmlformats.org/drawingml/2006/picture">
+                <pic:pic>
+                  <pic:nvPicPr>
+                    <pic:cNvPr descr="se_sammenhenger_verson2_files/figure-docx/unnamed-chunk-4-1.png" id="26" name="Picture"/>
+                    <pic:cNvPicPr>
+                      <a:picLocks noChangeArrowheads="1" noChangeAspect="1"/>
+                    </pic:cNvPicPr>
+                  </pic:nvPicPr>
+                  <pic:blipFill>
+                    <a:blip r:embed="rId24"/>
+                    <a:stretch>
+                      <a:fillRect/>
+                    </a:stretch>
+                  </pic:blipFill>
+                  <pic:spPr bwMode="auto">
+                    <a:xfrm>
+                      <a:off x="0" y="0"/>
+                      <a:ext cx="4620126" cy="3696101"/>
+                    </a:xfrm>
+                    <a:prstGeom prst="rect">
+                      <a:avLst/>
+                    </a:prstGeom>
+                    <a:noFill/>
+                    <a:ln w="9525">
+                      <a:noFill/>
+                      <a:headEnd/>
+                      <a:tailEnd/>
+                    </a:ln>
+                  </pic:spPr>
+                </pic:pic>
+              </a:graphicData>
+            </a:graphic>
+          </wp:inline>
+        </w:drawing>
+      </w:r>
+    </w:p>
+    <w:p>
+      <w:pPr>
+        <w:pStyle w:val="SourceCode"/>
+      </w:pPr>
+      <w:r>
+        <w:rPr>
+          <w:rStyle w:val="NormalTok"/>
+        </w:rPr>
+        <w:t xml:space="preserve">p3</w:t>
+      </w:r>
+      <w:r>
+        <w:rPr>
+          <w:rStyle w:val="OtherTok"/>
+        </w:rPr>
+        <w:t xml:space="preserve">&lt;-</w:t>
+      </w:r>
+      <w:r>
+        <w:rPr>
+          <w:rStyle w:val="NormalTok"/>
+        </w:rPr>
+        <w:t xml:space="preserve"> strompriser_norge_long</w:t>
+      </w:r>
+      <w:r>
+        <w:rPr>
+          <w:rStyle w:val="SpecialCharTok"/>
+        </w:rPr>
+        <w:t xml:space="preserve">|&gt;</w:t>
+      </w:r>
+      <w:r>
+        <w:br/>
+      </w:r>
+      <w:r>
+        <w:rPr>
+          <w:rStyle w:val="NormalTok"/>
+        </w:rPr>
+        <w:t xml:space="preserve">  </w:t>
+      </w:r>
+      <w:r>
+        <w:br/>
+      </w:r>
+      <w:r>
+        <w:rPr>
+          <w:rStyle w:val="NormalTok"/>
+        </w:rPr>
+        <w:t xml:space="preserve">  </w:t>
+      </w:r>
+      <w:r>
+        <w:rPr>
+          <w:rStyle w:val="FunctionTok"/>
+        </w:rPr>
+        <w:t xml:space="preserve">filter</w:t>
+      </w:r>
+      <w:r>
+        <w:rPr>
+          <w:rStyle w:val="NormalTok"/>
+        </w:rPr>
+        <w:t xml:space="preserve">(prisomrade </w:t>
+      </w:r>
+      <w:r>
+        <w:rPr>
+          <w:rStyle w:val="SpecialCharTok"/>
+        </w:rPr>
+        <w:t xml:space="preserve">==</w:t>
+      </w:r>
+      <w:r>
+        <w:rPr>
+          <w:rStyle w:val="NormalTok"/>
+        </w:rPr>
+        <w:t xml:space="preserve"> </w:t>
+      </w:r>
+      <w:r>
+        <w:rPr>
+          <w:rStyle w:val="StringTok"/>
+        </w:rPr>
+        <w:t xml:space="preserve">"NO4"</w:t>
+      </w:r>
+      <w:r>
+        <w:rPr>
+          <w:rStyle w:val="NormalTok"/>
+        </w:rPr>
+        <w:t xml:space="preserve">)</w:t>
+      </w:r>
+      <w:r>
+        <w:rPr>
+          <w:rStyle w:val="SpecialCharTok"/>
+        </w:rPr>
+        <w:t xml:space="preserve">|&gt;</w:t>
+      </w:r>
+      <w:r>
+        <w:br/>
+      </w:r>
+      <w:r>
+        <w:rPr>
+          <w:rStyle w:val="NormalTok"/>
+        </w:rPr>
+        <w:t xml:space="preserve">  dplyr</w:t>
+      </w:r>
+      <w:r>
+        <w:rPr>
+          <w:rStyle w:val="SpecialCharTok"/>
+        </w:rPr>
+        <w:t xml:space="preserve">::</w:t>
+      </w:r>
+      <w:r>
+        <w:rPr>
+          <w:rStyle w:val="FunctionTok"/>
+        </w:rPr>
+        <w:t xml:space="preserve">select</w:t>
+      </w:r>
+      <w:r>
+        <w:rPr>
+          <w:rStyle w:val="NormalTok"/>
+        </w:rPr>
+        <w:t xml:space="preserve">(datetime, pris) </w:t>
+      </w:r>
+      <w:r>
+        <w:rPr>
+          <w:rStyle w:val="SpecialCharTok"/>
+        </w:rPr>
+        <w:t xml:space="preserve">|&gt;</w:t>
+      </w:r>
+      <w:r>
+        <w:br/>
+      </w:r>
+      <w:r>
+        <w:rPr>
+          <w:rStyle w:val="NormalTok"/>
+        </w:rPr>
+        <w:t xml:space="preserve">  </w:t>
+      </w:r>
+      <w:r>
+        <w:rPr>
+          <w:rStyle w:val="FunctionTok"/>
+        </w:rPr>
+        <w:t xml:space="preserve">mutate</w:t>
+      </w:r>
+      <w:r>
+        <w:rPr>
+          <w:rStyle w:val="NormalTok"/>
+        </w:rPr>
+        <w:t xml:space="preserve">(</w:t>
+      </w:r>
+      <w:r>
+        <w:rPr>
+          <w:rStyle w:val="AttributeTok"/>
+        </w:rPr>
+        <w:t xml:space="preserve">time =</w:t>
+      </w:r>
+      <w:r>
+        <w:rPr>
+          <w:rStyle w:val="NormalTok"/>
+        </w:rPr>
+        <w:t xml:space="preserve"> </w:t>
+      </w:r>
+      <w:r>
+        <w:rPr>
+          <w:rStyle w:val="FunctionTok"/>
+        </w:rPr>
+        <w:t xml:space="preserve">hour</w:t>
+      </w:r>
+      <w:r>
+        <w:rPr>
+          <w:rStyle w:val="NormalTok"/>
+        </w:rPr>
+        <w:t xml:space="preserve">(datetime)) </w:t>
+      </w:r>
+      <w:r>
+        <w:rPr>
+          <w:rStyle w:val="SpecialCharTok"/>
+        </w:rPr>
+        <w:t xml:space="preserve">|&gt;</w:t>
+      </w:r>
+      <w:r>
+        <w:br/>
+      </w:r>
+      <w:r>
+        <w:rPr>
+          <w:rStyle w:val="NormalTok"/>
+        </w:rPr>
+        <w:t xml:space="preserve">  </w:t>
+      </w:r>
+      <w:r>
+        <w:rPr>
+          <w:rStyle w:val="FunctionTok"/>
+        </w:rPr>
+        <w:t xml:space="preserve">summarise</w:t>
+      </w:r>
+      <w:r>
+        <w:rPr>
+          <w:rStyle w:val="NormalTok"/>
+        </w:rPr>
+        <w:t xml:space="preserve">(</w:t>
+      </w:r>
+      <w:r>
+        <w:rPr>
+          <w:rStyle w:val="AttributeTok"/>
+        </w:rPr>
+        <w:t xml:space="preserve">pris_g =</w:t>
+      </w:r>
+      <w:r>
+        <w:rPr>
+          <w:rStyle w:val="NormalTok"/>
+        </w:rPr>
+        <w:t xml:space="preserve"> </w:t>
+      </w:r>
+      <w:r>
+        <w:rPr>
+          <w:rStyle w:val="FunctionTok"/>
+        </w:rPr>
+        <w:t xml:space="preserve">mean</w:t>
+      </w:r>
+      <w:r>
+        <w:rPr>
+          <w:rStyle w:val="NormalTok"/>
+        </w:rPr>
+        <w:t xml:space="preserve">(pris,</w:t>
+      </w:r>
+      <w:r>
+        <w:rPr>
+          <w:rStyle w:val="AttributeTok"/>
+        </w:rPr>
+        <w:t xml:space="preserve">na.rm =</w:t>
+      </w:r>
+      <w:r>
+        <w:rPr>
+          <w:rStyle w:val="NormalTok"/>
+        </w:rPr>
+        <w:t xml:space="preserve"> </w:t>
+      </w:r>
+      <w:r>
+        <w:rPr>
+          <w:rStyle w:val="ConstantTok"/>
+        </w:rPr>
+        <w:t xml:space="preserve">TRUE</w:t>
+      </w:r>
+      <w:r>
+        <w:rPr>
+          <w:rStyle w:val="NormalTok"/>
+        </w:rPr>
+        <w:t xml:space="preserve">), </w:t>
+      </w:r>
+      <w:r>
+        <w:rPr>
+          <w:rStyle w:val="AttributeTok"/>
+        </w:rPr>
+        <w:t xml:space="preserve">.by =</w:t>
+      </w:r>
+      <w:r>
+        <w:rPr>
+          <w:rStyle w:val="NormalTok"/>
+        </w:rPr>
+        <w:t xml:space="preserve"> time)</w:t>
+      </w:r>
+      <w:r>
+        <w:rPr>
+          <w:rStyle w:val="SpecialCharTok"/>
+        </w:rPr>
+        <w:t xml:space="preserve">|&gt;</w:t>
+      </w:r>
+      <w:r>
+        <w:br/>
+      </w:r>
+      <w:r>
+        <w:rPr>
+          <w:rStyle w:val="NormalTok"/>
+        </w:rPr>
+        <w:t xml:space="preserve">  </w:t>
+      </w:r>
+      <w:r>
+        <w:rPr>
+          <w:rStyle w:val="FunctionTok"/>
+        </w:rPr>
+        <w:t xml:space="preserve">ggplot</w:t>
+      </w:r>
+      <w:r>
+        <w:rPr>
+          <w:rStyle w:val="NormalTok"/>
+        </w:rPr>
+        <w:t xml:space="preserve">(</w:t>
+      </w:r>
+      <w:r>
+        <w:rPr>
+          <w:rStyle w:val="FunctionTok"/>
+        </w:rPr>
+        <w:t xml:space="preserve">aes</w:t>
+      </w:r>
+      <w:r>
+        <w:rPr>
+          <w:rStyle w:val="NormalTok"/>
+        </w:rPr>
+        <w:t xml:space="preserve">(</w:t>
+      </w:r>
+      <w:r>
+        <w:rPr>
+          <w:rStyle w:val="AttributeTok"/>
+        </w:rPr>
+        <w:t xml:space="preserve">x =</w:t>
+      </w:r>
+      <w:r>
+        <w:rPr>
+          <w:rStyle w:val="NormalTok"/>
+        </w:rPr>
+        <w:t xml:space="preserve"> time, </w:t>
+      </w:r>
+      <w:r>
+        <w:rPr>
+          <w:rStyle w:val="AttributeTok"/>
+        </w:rPr>
+        <w:t xml:space="preserve">y =</w:t>
+      </w:r>
+      <w:r>
+        <w:rPr>
+          <w:rStyle w:val="NormalTok"/>
+        </w:rPr>
+        <w:t xml:space="preserve"> pris_g)) </w:t>
+      </w:r>
+      <w:r>
+        <w:rPr>
+          <w:rStyle w:val="SpecialCharTok"/>
+        </w:rPr>
+        <w:t xml:space="preserve">+</w:t>
+      </w:r>
+      <w:r>
+        <w:br/>
+      </w:r>
+      <w:r>
+        <w:rPr>
+          <w:rStyle w:val="NormalTok"/>
+        </w:rPr>
+        <w:t xml:space="preserve">  </w:t>
+      </w:r>
+      <w:r>
+        <w:rPr>
+          <w:rStyle w:val="FunctionTok"/>
+        </w:rPr>
+        <w:t xml:space="preserve">geom_line</w:t>
+      </w:r>
+      <w:r>
+        <w:rPr>
+          <w:rStyle w:val="NormalTok"/>
+        </w:rPr>
+        <w:t xml:space="preserve">()</w:t>
+      </w:r>
+      <w:r>
+        <w:br/>
+      </w:r>
+      <w:r>
+        <w:br/>
+      </w:r>
+      <w:r>
+        <w:rPr>
+          <w:rStyle w:val="NormalTok"/>
+        </w:rPr>
+        <w:t xml:space="preserve">p3</w:t>
+      </w:r>
+    </w:p>
+    <w:p>
+      <w:pPr>
+        <w:pStyle w:val="FirstParagraph"/>
+      </w:pPr>
+      <w:r>
+        <w:drawing>
+          <wp:inline>
+            <wp:extent cx="4620126" cy="3696101"/>
+            <wp:effectExtent b="0" l="0" r="0" t="0"/>
+            <wp:docPr descr="" title="" id="28" name="Picture"/>
+            <a:graphic>
+              <a:graphicData uri="http://schemas.openxmlformats.org/drawingml/2006/picture">
+                <pic:pic>
+                  <pic:nvPicPr>
+                    <pic:cNvPr descr="se_sammenhenger_verson2_files/figure-docx/unnamed-chunk-5-1.png" id="29" name="Picture"/>
+                    <pic:cNvPicPr>
+                      <a:picLocks noChangeArrowheads="1" noChangeAspect="1"/>
+                    </pic:cNvPicPr>
+                  </pic:nvPicPr>
+                  <pic:blipFill>
+                    <a:blip r:embed="rId27"/>
+                    <a:stretch>
+                      <a:fillRect/>
+                    </a:stretch>
+                  </pic:blipFill>
+                  <pic:spPr bwMode="auto">
+                    <a:xfrm>
+                      <a:off x="0" y="0"/>
+                      <a:ext cx="4620126" cy="3696101"/>
+                    </a:xfrm>
+                    <a:prstGeom prst="rect">
+                      <a:avLst/>
+                    </a:prstGeom>
+                    <a:noFill/>
+                    <a:ln w="9525">
+                      <a:noFill/>
+                      <a:headEnd/>
+                      <a:tailEnd/>
+                    </a:ln>
+                  </pic:spPr>
+                </pic:pic>
+              </a:graphicData>
+            </a:graphic>
+          </wp:inline>
+        </w:drawing>
+      </w:r>
+    </w:p>
+    <w:bookmarkEnd w:id="30"/>
+    <w:bookmarkStart w:id="38" w:name="X7a5afe0068a2418d12675d3e16700a723fc14d8"/>
     <w:p>
       <w:pPr>
         <w:pStyle w:val="Heading1"/>
@@ -2061,18 +3202,18 @@
           <wp:inline>
             <wp:extent cx="4620126" cy="3696101"/>
             <wp:effectExtent b="0" l="0" r="0" t="0"/>
-            <wp:docPr descr="" title="" id="26" name="Picture"/>
+            <wp:docPr descr="" title="" id="32" name="Picture"/>
             <a:graphic>
               <a:graphicData uri="http://schemas.openxmlformats.org/drawingml/2006/picture">
                 <pic:pic>
                   <pic:nvPicPr>
-                    <pic:cNvPr descr="se_sammenhenger_verson2_files/figure-docx/unnamed-chunk-6-1.png" id="27" name="Picture"/>
+                    <pic:cNvPr descr="se_sammenhenger_verson2_files/figure-docx/unnamed-chunk-8-1.png" id="33" name="Picture"/>
                     <pic:cNvPicPr>
                       <a:picLocks noChangeArrowheads="1" noChangeAspect="1"/>
                     </pic:cNvPicPr>
                   </pic:nvPicPr>
                   <pic:blipFill>
-                    <a:blip r:embed="rId25"/>
+                    <a:blip r:embed="rId31"/>
                     <a:stretch>
                       <a:fillRect/>
                     </a:stretch>
@@ -2143,7 +3284,7 @@
         <w:t xml:space="preserve">Dette innebærer at spotprisen vi observerer i datasettet, ikke nødvendigvis er den samme prisen husholdningene faktisk møter. Sammenhengen mellom markedspris og strømforbruk blir derfor vanskeligere å tolke direkte. Det relativt stabile forbruket kan være forenlig med uelastisk etterspørsel etter strøm på kort sikt, men kan også påvirkes av at husholdningenes faktiske kraftpris er skjermet fra deler av variasjonen i spotprisen.</w:t>
       </w:r>
     </w:p>
-    <w:bookmarkStart w:id="31" w:name="plotte-energisammensetningen"/>
+    <w:bookmarkStart w:id="37" w:name="plotte-energisammensetningen"/>
     <w:p>
       <w:pPr>
         <w:pStyle w:val="Heading2"/>
@@ -2769,18 +3910,18 @@
           <wp:inline>
             <wp:extent cx="4620126" cy="3696101"/>
             <wp:effectExtent b="0" l="0" r="0" t="0"/>
-            <wp:docPr descr="" title="" id="29" name="Picture"/>
+            <wp:docPr descr="" title="" id="35" name="Picture"/>
             <a:graphic>
               <a:graphicData uri="http://schemas.openxmlformats.org/drawingml/2006/picture">
                 <pic:pic>
                   <pic:nvPicPr>
-                    <pic:cNvPr descr="se_sammenhenger_verson2_files/figure-docx/unnamed-chunk-8-1.png" id="30" name="Picture"/>
+                    <pic:cNvPr descr="se_sammenhenger_verson2_files/figure-docx/unnamed-chunk-10-1.png" id="36" name="Picture"/>
                     <pic:cNvPicPr>
                       <a:picLocks noChangeArrowheads="1" noChangeAspect="1"/>
                     </pic:cNvPicPr>
                   </pic:nvPicPr>
                   <pic:blipFill>
-                    <a:blip r:embed="rId28"/>
+                    <a:blip r:embed="rId34"/>
                     <a:stretch>
                       <a:fillRect/>
                     </a:stretch>
@@ -2807,9 +3948,9 @@
         </w:drawing>
       </w:r>
     </w:p>
-    <w:bookmarkEnd w:id="31"/>
-    <w:bookmarkEnd w:id="32"/>
-    <w:bookmarkStart w:id="33" w:name="X79399a34f707f6a7726cbbd1aa5bb83b6332899"/>
+    <w:bookmarkEnd w:id="37"/>
+    <w:bookmarkEnd w:id="38"/>
+    <w:bookmarkStart w:id="39" w:name="X79399a34f707f6a7726cbbd1aa5bb83b6332899"/>
     <w:p>
       <w:pPr>
         <w:pStyle w:val="Heading1"/>
@@ -3541,7 +4682,7 @@
         <w:t xml:space="preserve">Må ta inn nedbør</w:t>
       </w:r>
     </w:p>
-    <w:bookmarkEnd w:id="33"/>
+    <w:bookmarkEnd w:id="39"/>
     <w:sectPr>
       <w:footnotePr>
         <w:numRestart w:val="eachSect"/>
